--- a/docs/T21RS_testing_plan.docx
+++ b/docs/T21RS_testing_plan.docx
@@ -1162,7 +1162,7 @@
           </w:tcPr>
           <w:p>
             <w:r>
-              <w:t>Tier-1 independent PubMed re-synthesis and blinded comparison scoring; Deep Dive verbatim checks (IU half); must not score queries she verifies</w:t>
+              <w:t>Tier-1 independent PubMed re-synthesis and blinded comparison scoring; Deep Dive verbatim checks (IU half); must not score queries they verify</w:t>
             </w:r>
           </w:p>
         </w:tc>

--- a/docs/T21RS_testing_plan.docx
+++ b/docs/T21RS_testing_plan.docx
@@ -1120,7 +1120,7 @@
           </w:tcPr>
           <w:p>
             <w:r>
-              <w:t>Queries 18–19 (ARRIVE reporting); calibration C1/C2; 2 wild-track questions; Tier-2 citation checks on own queries</w:t>
+              <w:t>Queries 18–19 (ARRIVE reporting); calibration C1/C2; 2 wild-track questions; Tier-2 citation checks on own queries; Deep Dive DD-6 (verbatim extraction)</w:t>
             </w:r>
           </w:p>
         </w:tc>
@@ -1288,7 +1288,7 @@
           </w:tcPr>
           <w:p>
             <w:r>
-              <w:t>Calibration C1/C2; 2 wild-track questions; absorbs queries if a scorer drops out</w:t>
+              <w:t>Calibration C1/C2; 2 wild-track questions; Deep Dive DD-4, DD-7, DD-8; absorbs queries if a scorer drops out</w:t>
             </w:r>
           </w:p>
         </w:tc>
@@ -1414,7 +1414,7 @@
           </w:tcPr>
           <w:p>
             <w:r>
-              <w:t>Calibration C1/C2; 2 wild-track questions; absorbs queries if a scorer drops out</w:t>
+              <w:t>Calibration C1/C2; 2 wild-track questions; Deep Dive DD-1 to DD-3 (suggestion triggers) and DD-5 (verbatim extraction); absorbs queries if a scorer drops out</w:t>
             </w:r>
           </w:p>
         </w:tc>

--- a/docs/T21RS_testing_plan.docx
+++ b/docs/T21RS_testing_plan.docx
@@ -2889,20 +2889,15 @@
         <w:rPr>
           <w:b/>
         </w:rPr>
-        <w:t>Scored query dataset</w:t>
-      </w:r>
-      <w:r>
-        <w:t xml:space="preserve"> (</w:t>
-      </w:r>
+        <w:t>Scored query dataset: each scorer records scores in their own pre-filled CSV (T21RS_scores_&lt;lastname&gt;.csv, kept in docs/scores/ in the repo); the Test Lead merges all files into the consolidated T21RS_scored_queries.csv on Day 9. One row per query: one row per query with rubric scores, hallucination flag, citation-validity counts, verifier ID, track, and Deep Dive columns.</w:t>
+      </w:r>
+      <w:r/>
       <w:r>
         <w:rPr>
           <w:rFonts w:ascii="Consolas" w:hAnsi="Consolas"/>
         </w:rPr>
-        <w:t>T21RS_scored_queries.csv</w:t>
-      </w:r>
-      <w:r>
-        <w:t>): one row per query with rubric scores, hallucination flag, citation-validity counts, verifier ID, track, and Deep Dive columns.</w:t>
-      </w:r>
+      </w:r>
+      <w:r/>
     </w:p>
     <w:p>
       <w:pPr>
@@ -3006,7 +3001,7 @@
         <w:t>–</w:t>
       </w:r>
       <w:r>
-        <w:t xml:space="preserve"> this is human evaluation of a live web tool plus a shared spreadsheet and the repo issue tracker.</w:t>
+        <w:t xml:space="preserve"> this is human evaluation of a live web tool plus per-scorer scoring CSVs (docs/scores/ in the repo) and the repo issue tracker.</w:t>
       </w:r>
     </w:p>
     <w:p>
